--- a/projects/TRD-EHR/paper1-trd-prediction/parts/manuscript/15-references.docx
+++ b/projects/TRD-EHR/paper1-trd-prediction/parts/manuscript/15-references.docx
@@ -32,7 +32,7 @@
         <w:pStyle w:val="BodyText"/>
       </w:pPr>
       <w:r>
-        <w:t xml:space="preserve">3. Al-Harbi KS. Treatment-resistant depression: therapeutic trends, challenges, and future directions. Patient Prefer Adherence. 2012;6:369-388. doi:10.2147/PPA.S29715.</w:t>
+        <w:t xml:space="preserve">3. Al-Harbi KS. Treatment-resistant depression: therapeutic trends, challenges, and future directions. Patient Prefer Adherence. 2012;6:369-388. doi:10.2147/PPA.S29716.</w:t>
       </w:r>
     </w:p>
     <w:p>
@@ -64,7 +64,7 @@
         <w:pStyle w:val="BodyText"/>
       </w:pPr>
       <w:r>
-        <w:t xml:space="preserve">7. Chekroud AM, Zotti RJ, Shehzad Z, Gueorguieva R, Johnson MK, Trivedi MH, et al. Cross-trial prediction of treatment outcome in depression: a machine learning approach. Lancet Psychiatry. 2016;3(3):243-250. doi:10.1016/S2214-0366(15)00471-X.</w:t>
+        <w:t xml:space="preserve">7. Chekroud AM, Zotti RJ, Shehzad Z, Gueorguieva R, Johnson MK, Trivedi MH, et al. Cross-trial prediction of treatment outcome in depression: a machine learning approach. Lancet Psychiatry. 2016;3(3):243-250. doi:10.1016/S2215-0366(15)00471-X.</w:t>
       </w:r>
     </w:p>
     <w:p>
@@ -144,7 +144,7 @@
         <w:pStyle w:val="BodyText"/>
       </w:pPr>
       <w:r>
-        <w:t xml:space="preserve">17. Shmatko A, Jung AW, Gaurav K, Brunak S, Mortensen LH, Birney E, et al. Learning the natural history of human disease with generative transformers. Nature. 2025;647(8082):248-256. doi:10.1038/s41586-025-09529-3.</w:t>
+        <w:t xml:space="preserve">17. Shmatko A, Jung AW, Gaurav K, Brunak S, Mortensen LH, Birney E, et al. Learning the natural history of human disease with generative transformers. Nature. 2025;647(8088):248-256. doi:10.1038/s41586-025-09529-3.</w:t>
       </w:r>
     </w:p>
     <w:p>
@@ -241,6 +241,22 @@
       </w:pPr>
       <w:r>
         <w:t xml:space="preserve">29. Alegría M, Chatterji P, Wells K, Cao Z, Chen CN, Takeuchi D, et al. Disparity in depression treatment among racial and ethnic minority populations in the United States. Psychiatr Serv. 2008;59(11):1264-1272. doi:10.1176/ps.2008.59.11.1264.</w:t>
+      </w:r>
+    </w:p>
+    <w:p>
+      <w:pPr>
+        <w:pStyle w:val="BodyText"/>
+      </w:pPr>
+      <w:r>
+        <w:t xml:space="preserve">30. Goldberger J, Roweis S, Hinton G, Salakhutdinov R. Neighbourhood components analysis. In: Saul LK, Weiss Y, Bottou L, editors. Advances in Neural Information Processing Systems 17 (NIPS 2004). Cambridge (MA): MIT Press; 2005. URL: https://proceedings.neurips.cc/paper/2004/hash/42fe880812925e520249e808937738d2-Abstract.html</w:t>
+      </w:r>
+    </w:p>
+    <w:p>
+      <w:pPr>
+        <w:pStyle w:val="BodyText"/>
+      </w:pPr>
+      <w:r>
+        <w:t xml:space="preserve">31. Cawley GC, Talbot NLC. On over-fitting in model selection and subsequent selection bias in performance evaluation. J Mach Learn Res. 2010;11:2079-2107.</w:t>
       </w:r>
     </w:p>
     <w:bookmarkEnd w:id="20"/>
@@ -455,14 +471,14 @@
     </w:lvl>
   </w:abstractNum>
   <w:abstractNum w:abstractNumId="990">
-    <w:nsid w:val="2c1ae401"/>
+    <w:nsid w:val="0000A990"/>
     <w:multiLevelType w:val="multilevel"/>
     <w:lvl w:ilvl="0">
       <w:numFmt w:val="bullet"/>
       <w:lvlText w:val=" "/>
       <w:lvlJc w:val="left"/>
       <w:pPr>
-        <w:ind w:left="720" w:hanging="480"/>
+        <w:ind w:left="720" w:hanging="360"/>
       </w:pPr>
     </w:lvl>
     <w:lvl w:ilvl="1">
@@ -470,7 +486,7 @@
       <w:lvlText w:val=" "/>
       <w:lvlJc w:val="left"/>
       <w:pPr>
-        <w:ind w:left="1440" w:hanging="480"/>
+        <w:ind w:left="1440" w:hanging="360"/>
       </w:pPr>
     </w:lvl>
     <w:lvl w:ilvl="2">
@@ -478,7 +494,7 @@
       <w:lvlText w:val=" "/>
       <w:lvlJc w:val="left"/>
       <w:pPr>
-        <w:ind w:left="2160" w:hanging="480"/>
+        <w:ind w:left="2160" w:hanging="360"/>
       </w:pPr>
     </w:lvl>
     <w:lvl w:ilvl="3">
@@ -486,7 +502,7 @@
       <w:lvlText w:val=" "/>
       <w:lvlJc w:val="left"/>
       <w:pPr>
-        <w:ind w:left="2880" w:hanging="480"/>
+        <w:ind w:left="2880" w:hanging="360"/>
       </w:pPr>
     </w:lvl>
     <w:lvl w:ilvl="4">
@@ -494,7 +510,7 @@
       <w:lvlText w:val=" "/>
       <w:lvlJc w:val="left"/>
       <w:pPr>
-        <w:ind w:left="3600" w:hanging="480"/>
+        <w:ind w:left="3600" w:hanging="360"/>
       </w:pPr>
     </w:lvl>
     <w:lvl w:ilvl="5">
@@ -502,7 +518,7 @@
       <w:lvlText w:val=" "/>
       <w:lvlJc w:val="left"/>
       <w:pPr>
-        <w:ind w:left="4320" w:hanging="480"/>
+        <w:ind w:left="4320" w:hanging="360"/>
       </w:pPr>
     </w:lvl>
     <w:lvl w:ilvl="6">
@@ -510,7 +526,7 @@
       <w:lvlText w:val=" "/>
       <w:lvlJc w:val="left"/>
       <w:pPr>
-        <w:ind w:left="5040" w:hanging="480"/>
+        <w:ind w:left="5040" w:hanging="360"/>
       </w:pPr>
     </w:lvl>
     <w:lvl w:ilvl="7">
@@ -518,7 +534,7 @@
       <w:lvlText w:val=" "/>
       <w:lvlJc w:val="left"/>
       <w:pPr>
-        <w:ind w:left="5760" w:hanging="480"/>
+        <w:ind w:left="5760" w:hanging="360"/>
       </w:pPr>
     </w:lvl>
     <w:lvl w:ilvl="8">
@@ -526,7 +542,7 @@
       <w:lvlText w:val=" "/>
       <w:lvlJc w:val="left"/>
       <w:pPr>
-        <w:ind w:left="6480" w:hanging="480"/>
+        <w:ind w:left="6480" w:hanging="360"/>
       </w:pPr>
     </w:lvl>
   </w:abstractNum>
@@ -1277,8 +1293,8 @@
     <w:name w:val="KeywordTok"/>
     <w:basedOn w:val="VerbatimChar"/>
     <w:rPr>
+      <w:b/>
       <w:color w:val="007020"/>
-      <w:b/>
     </w:rPr>
   </w:style>
   <w:style w:type="character" w:customStyle="1" w:styleId="DataTypeTok">
@@ -1354,40 +1370,43 @@
   <w:style w:type="character" w:customStyle="1" w:styleId="ImportTok">
     <w:name w:val="ImportTok"/>
     <w:basedOn w:val="VerbatimChar"/>
-    <w:rPr/>
+    <w:rPr>
+      <w:b/>
+      <w:color w:val="008000"/>
+    </w:rPr>
   </w:style>
   <w:style w:type="character" w:customStyle="1" w:styleId="CommentTok">
     <w:name w:val="CommentTok"/>
     <w:basedOn w:val="VerbatimChar"/>
     <w:rPr>
+      <w:i/>
       <w:color w:val="60a0b0"/>
-      <w:i/>
     </w:rPr>
   </w:style>
   <w:style w:type="character" w:customStyle="1" w:styleId="DocumentationTok">
     <w:name w:val="DocumentationTok"/>
     <w:basedOn w:val="VerbatimChar"/>
     <w:rPr>
+      <w:i/>
       <w:color w:val="ba2121"/>
-      <w:i/>
     </w:rPr>
   </w:style>
   <w:style w:type="character" w:customStyle="1" w:styleId="AnnotationTok">
     <w:name w:val="AnnotationTok"/>
     <w:basedOn w:val="VerbatimChar"/>
     <w:rPr>
-      <w:color w:val="60a0b0"/>
       <w:b/>
       <w:i/>
+      <w:color w:val="60a0b0"/>
     </w:rPr>
   </w:style>
   <w:style w:type="character" w:customStyle="1" w:styleId="CommentVarTok">
     <w:name w:val="CommentVarTok"/>
     <w:basedOn w:val="VerbatimChar"/>
     <w:rPr>
-      <w:color w:val="60a0b0"/>
       <w:b/>
       <w:i/>
+      <w:color w:val="60a0b0"/>
     </w:rPr>
   </w:style>
   <w:style w:type="character" w:customStyle="1" w:styleId="OtherTok">
@@ -1415,8 +1434,8 @@
     <w:name w:val="ControlFlowTok"/>
     <w:basedOn w:val="VerbatimChar"/>
     <w:rPr>
+      <w:b/>
       <w:color w:val="007020"/>
-      <w:b/>
     </w:rPr>
   </w:style>
   <w:style w:type="character" w:customStyle="1" w:styleId="OperatorTok">
@@ -1429,7 +1448,9 @@
   <w:style w:type="character" w:customStyle="1" w:styleId="BuiltInTok">
     <w:name w:val="BuiltInTok"/>
     <w:basedOn w:val="VerbatimChar"/>
-    <w:rPr/>
+    <w:rPr>
+      <w:color w:val="008000"/>
+    </w:rPr>
   </w:style>
   <w:style w:type="character" w:customStyle="1" w:styleId="ExtensionTok">
     <w:name w:val="ExtensionTok"/>
@@ -1459,34 +1480,34 @@
     <w:name w:val="InformationTok"/>
     <w:basedOn w:val="VerbatimChar"/>
     <w:rPr>
-      <w:color w:val="60a0b0"/>
       <w:b/>
       <w:i/>
+      <w:color w:val="60a0b0"/>
     </w:rPr>
   </w:style>
   <w:style w:type="character" w:customStyle="1" w:styleId="WarningTok">
     <w:name w:val="WarningTok"/>
     <w:basedOn w:val="VerbatimChar"/>
     <w:rPr>
-      <w:color w:val="60a0b0"/>
       <w:b/>
       <w:i/>
+      <w:color w:val="60a0b0"/>
     </w:rPr>
   </w:style>
   <w:style w:type="character" w:customStyle="1" w:styleId="AlertTok">
     <w:name w:val="AlertTok"/>
     <w:basedOn w:val="VerbatimChar"/>
     <w:rPr>
+      <w:b/>
       <w:color w:val="ff0000"/>
-      <w:b/>
     </w:rPr>
   </w:style>
   <w:style w:type="character" w:customStyle="1" w:styleId="ErrorTok">
     <w:name w:val="ErrorTok"/>
     <w:basedOn w:val="VerbatimChar"/>
     <w:rPr>
+      <w:b/>
       <w:color w:val="ff0000"/>
-      <w:b/>
     </w:rPr>
   </w:style>
   <w:style w:type="character" w:customStyle="1" w:styleId="NormalTok">
